--- a/2nd year/ЛЕХА/отчет лб 4.docx
+++ b/2nd year/ЛЕХА/отчет лб 4.docx
@@ -567,352 +567,845 @@
         <w:jc w:val="left"/>
         <w:rPr>
           <w:szCs w:val="28"/>
-        </w:rPr>
-      </w:pPr>
-      <w:r>
-        <w:rPr>
-          <w:szCs w:val="28"/>
+          <w:lang w:val="en-US"/>
+        </w:rPr>
+      </w:pPr>
+      <w:r>
+        <w:rPr>
+          <w:szCs w:val="28"/>
+          <w:lang w:val="en-US"/>
         </w:rPr>
         <w:lastRenderedPageBreak/>
         <w:t>using System;</w:t>
       </w:r>
-      <w:r>
-        <w:rPr>
-          <w:szCs w:val="28"/>
-        </w:rPr>
-        <w:br/>
-      </w:r>
-      <w:r>
-        <w:rPr>
-          <w:szCs w:val="28"/>
-        </w:rPr>
-        <w:br/>
+    </w:p>
+    <w:p>
+      <w:pPr>
+        <w:ind w:firstLine="0"/>
+        <w:jc w:val="left"/>
+        <w:rPr>
+          <w:szCs w:val="28"/>
+          <w:lang w:val="en-US"/>
+        </w:rPr>
+      </w:pPr>
+    </w:p>
+    <w:p>
+      <w:pPr>
+        <w:ind w:firstLine="0"/>
+        <w:jc w:val="left"/>
+        <w:rPr>
+          <w:szCs w:val="28"/>
+          <w:lang w:val="en-US"/>
+        </w:rPr>
+      </w:pPr>
+      <w:r>
+        <w:rPr>
+          <w:szCs w:val="28"/>
+          <w:lang w:val="en-US"/>
+        </w:rPr>
         <w:t>class Program</w:t>
       </w:r>
-      <w:r>
-        <w:rPr>
-          <w:szCs w:val="28"/>
-        </w:rPr>
-        <w:br/>
+    </w:p>
+    <w:p>
+      <w:pPr>
+        <w:ind w:firstLine="0"/>
+        <w:jc w:val="left"/>
+        <w:rPr>
+          <w:szCs w:val="28"/>
+          <w:lang w:val="en-US"/>
+        </w:rPr>
+      </w:pPr>
+      <w:r>
+        <w:rPr>
+          <w:szCs w:val="28"/>
+          <w:lang w:val="en-US"/>
+        </w:rPr>
         <w:t>{</w:t>
       </w:r>
-      <w:r>
-        <w:rPr>
-          <w:szCs w:val="28"/>
-        </w:rPr>
-        <w:br/>
-        <w:t>static void Main()</w:t>
-      </w:r>
-      <w:r>
-        <w:rPr>
-          <w:szCs w:val="28"/>
-        </w:rPr>
-        <w:br/>
-        <w:t>{</w:t>
-      </w:r>
-      <w:r>
-        <w:rPr>
-          <w:szCs w:val="28"/>
-        </w:rPr>
-        <w:br/>
-        <w:t>Random rand = new Random();</w:t>
-      </w:r>
-      <w:r>
-        <w:rPr>
-          <w:szCs w:val="28"/>
-        </w:rPr>
-        <w:br/>
-      </w:r>
-      <w:r>
-        <w:rPr>
-          <w:szCs w:val="28"/>
-        </w:rPr>
-        <w:br/>
-        <w:t>Console.Write("Введите количество строк: ");</w:t>
-      </w:r>
-      <w:r>
-        <w:rPr>
-          <w:szCs w:val="28"/>
-        </w:rPr>
-        <w:br/>
-        <w:t>int rows = int.Parse(Console.ReadLine());</w:t>
-      </w:r>
-      <w:r>
-        <w:rPr>
-          <w:szCs w:val="28"/>
-        </w:rPr>
-        <w:br/>
-      </w:r>
-      <w:r>
-        <w:rPr>
-          <w:szCs w:val="28"/>
-        </w:rPr>
-        <w:br/>
-        <w:t>// Создаём ступенчатый массив</w:t>
-      </w:r>
-      <w:r>
-        <w:rPr>
-          <w:szCs w:val="28"/>
-        </w:rPr>
-        <w:br/>
-        <w:t>int[][] jagged = new int[rows][];</w:t>
-      </w:r>
-      <w:r>
-        <w:rPr>
-          <w:szCs w:val="28"/>
-        </w:rPr>
-        <w:br/>
-        <w:t>for (int i = 0; i &lt; rows; i++)</w:t>
-      </w:r>
-      <w:r>
-        <w:rPr>
-          <w:szCs w:val="28"/>
-        </w:rPr>
-        <w:br/>
-        <w:t>{</w:t>
-      </w:r>
-      <w:r>
-        <w:rPr>
-          <w:szCs w:val="28"/>
-        </w:rPr>
-        <w:br/>
-        <w:t xml:space="preserve">int len = </w:t>
-      </w:r>
-      <w:hyperlink r:id="rId5" w:tgtFrame="_blank" w:history="1">
-        <w:r>
-          <w:rPr>
-            <w:rStyle w:val="a5"/>
-            <w:szCs w:val="28"/>
-          </w:rPr>
-          <w:t>rand.Next</w:t>
-        </w:r>
-      </w:hyperlink>
-      <w:r>
-        <w:rPr>
-          <w:szCs w:val="28"/>
-        </w:rPr>
-        <w:t>(3, 11); // длина от 3 до 10</w:t>
-      </w:r>
-      <w:r>
-        <w:rPr>
-          <w:szCs w:val="28"/>
-        </w:rPr>
-        <w:br/>
-        <w:t>jagged[i] = new int[len];</w:t>
-      </w:r>
-      <w:r>
-        <w:rPr>
-          <w:szCs w:val="28"/>
-        </w:rPr>
-        <w:br/>
-        <w:t>for (int j = 0; j &lt; len; j++)</w:t>
-      </w:r>
-      <w:r>
-        <w:rPr>
-          <w:szCs w:val="28"/>
-        </w:rPr>
-        <w:br/>
-        <w:t xml:space="preserve">jagged[i][j] = </w:t>
-      </w:r>
-      <w:hyperlink r:id="rId6" w:tgtFrame="_blank" w:history="1">
-        <w:r>
-          <w:rPr>
-            <w:rStyle w:val="a5"/>
-            <w:szCs w:val="28"/>
-          </w:rPr>
-          <w:t>rand.Next</w:t>
-        </w:r>
-      </w:hyperlink>
-      <w:r>
-        <w:rPr>
-          <w:szCs w:val="28"/>
-        </w:rPr>
-        <w:t>(1, 100);</w:t>
-      </w:r>
-      <w:r>
-        <w:rPr>
-          <w:szCs w:val="28"/>
-        </w:rPr>
-        <w:br/>
+    </w:p>
+    <w:p>
+      <w:pPr>
+        <w:ind w:firstLine="0"/>
+        <w:jc w:val="left"/>
+        <w:rPr>
+          <w:szCs w:val="28"/>
+          <w:lang w:val="en-US"/>
+        </w:rPr>
+      </w:pPr>
+      <w:r>
+        <w:rPr>
+          <w:szCs w:val="28"/>
+          <w:lang w:val="en-US"/>
+        </w:rPr>
+        <w:t xml:space="preserve">    static void Main()</w:t>
+      </w:r>
+    </w:p>
+    <w:p>
+      <w:pPr>
+        <w:ind w:firstLine="0"/>
+        <w:jc w:val="left"/>
+        <w:rPr>
+          <w:szCs w:val="28"/>
+          <w:lang w:val="en-US"/>
+        </w:rPr>
+      </w:pPr>
+      <w:r>
+        <w:rPr>
+          <w:szCs w:val="28"/>
+          <w:lang w:val="en-US"/>
+        </w:rPr>
+        <w:t xml:space="preserve">    {</w:t>
+      </w:r>
+    </w:p>
+    <w:p>
+      <w:pPr>
+        <w:ind w:firstLine="0"/>
+        <w:jc w:val="left"/>
+        <w:rPr>
+          <w:szCs w:val="28"/>
+          <w:lang w:val="en-US"/>
+        </w:rPr>
+      </w:pPr>
+      <w:r>
+        <w:rPr>
+          <w:szCs w:val="28"/>
+          <w:lang w:val="en-US"/>
+        </w:rPr>
+        <w:t xml:space="preserve">        Random rand = new Random();</w:t>
+      </w:r>
+    </w:p>
+    <w:p>
+      <w:pPr>
+        <w:ind w:firstLine="0"/>
+        <w:jc w:val="left"/>
+        <w:rPr>
+          <w:szCs w:val="28"/>
+          <w:lang w:val="en-US"/>
+        </w:rPr>
+      </w:pPr>
+    </w:p>
+    <w:p>
+      <w:pPr>
+        <w:ind w:firstLine="0"/>
+        <w:jc w:val="left"/>
+        <w:rPr>
+          <w:szCs w:val="28"/>
+          <w:lang w:val="en-US"/>
+        </w:rPr>
+      </w:pPr>
+      <w:r>
+        <w:rPr>
+          <w:szCs w:val="28"/>
+          <w:lang w:val="en-US"/>
+        </w:rPr>
+        <w:t xml:space="preserve">        Console.Write("</w:t>
+      </w:r>
+      <w:r>
+        <w:rPr>
+          <w:szCs w:val="28"/>
+        </w:rPr>
+        <w:t>Введите</w:t>
+      </w:r>
+      <w:r>
+        <w:rPr>
+          <w:szCs w:val="28"/>
+          <w:lang w:val="en-US"/>
+        </w:rPr>
+        <w:t xml:space="preserve"> </w:t>
+      </w:r>
+      <w:r>
+        <w:rPr>
+          <w:szCs w:val="28"/>
+        </w:rPr>
+        <w:t>количество</w:t>
+      </w:r>
+      <w:r>
+        <w:rPr>
+          <w:szCs w:val="28"/>
+          <w:lang w:val="en-US"/>
+        </w:rPr>
+        <w:t xml:space="preserve"> </w:t>
+      </w:r>
+      <w:r>
+        <w:rPr>
+          <w:szCs w:val="28"/>
+        </w:rPr>
+        <w:t>строк</w:t>
+      </w:r>
+      <w:r>
+        <w:rPr>
+          <w:szCs w:val="28"/>
+          <w:lang w:val="en-US"/>
+        </w:rPr>
+        <w:t>: ");</w:t>
+      </w:r>
+    </w:p>
+    <w:p>
+      <w:pPr>
+        <w:ind w:firstLine="0"/>
+        <w:jc w:val="left"/>
+        <w:rPr>
+          <w:szCs w:val="28"/>
+          <w:lang w:val="en-US"/>
+        </w:rPr>
+      </w:pPr>
+      <w:r>
+        <w:rPr>
+          <w:szCs w:val="28"/>
+          <w:lang w:val="en-US"/>
+        </w:rPr>
+        <w:t xml:space="preserve">        int rows = int.Parse(Console.ReadLine());</w:t>
+      </w:r>
+    </w:p>
+    <w:p>
+      <w:pPr>
+        <w:ind w:firstLine="0"/>
+        <w:jc w:val="left"/>
+        <w:rPr>
+          <w:szCs w:val="28"/>
+          <w:lang w:val="en-US"/>
+        </w:rPr>
+      </w:pPr>
+    </w:p>
+    <w:p>
+      <w:pPr>
+        <w:ind w:firstLine="0"/>
+        <w:jc w:val="left"/>
+        <w:rPr>
+          <w:szCs w:val="28"/>
+          <w:lang w:val="en-US"/>
+        </w:rPr>
+      </w:pPr>
+      <w:r>
+        <w:rPr>
+          <w:szCs w:val="28"/>
+          <w:lang w:val="en-US"/>
+        </w:rPr>
+        <w:t xml:space="preserve">        int[][] jagged = new int[rows][];</w:t>
+      </w:r>
+    </w:p>
+    <w:p>
+      <w:pPr>
+        <w:ind w:firstLine="0"/>
+        <w:jc w:val="left"/>
+        <w:rPr>
+          <w:szCs w:val="28"/>
+          <w:lang w:val="en-US"/>
+        </w:rPr>
+      </w:pPr>
+      <w:r>
+        <w:rPr>
+          <w:szCs w:val="28"/>
+          <w:lang w:val="en-US"/>
+        </w:rPr>
+        <w:t xml:space="preserve">        for (int i = 0; i &lt; rows; i++)</w:t>
+      </w:r>
+    </w:p>
+    <w:p>
+      <w:pPr>
+        <w:ind w:firstLine="0"/>
+        <w:jc w:val="left"/>
+        <w:rPr>
+          <w:szCs w:val="28"/>
+          <w:lang w:val="en-US"/>
+        </w:rPr>
+      </w:pPr>
+      <w:r>
+        <w:rPr>
+          <w:szCs w:val="28"/>
+          <w:lang w:val="en-US"/>
+        </w:rPr>
+        <w:t xml:space="preserve">        {</w:t>
+      </w:r>
+    </w:p>
+    <w:p>
+      <w:pPr>
+        <w:ind w:firstLine="0"/>
+        <w:jc w:val="left"/>
+        <w:rPr>
+          <w:szCs w:val="28"/>
+          <w:lang w:val="en-US"/>
+        </w:rPr>
+      </w:pPr>
+      <w:r>
+        <w:rPr>
+          <w:szCs w:val="28"/>
+          <w:lang w:val="en-US"/>
+        </w:rPr>
+        <w:t xml:space="preserve">            int len = rand.Next(3, 11);</w:t>
+      </w:r>
+    </w:p>
+    <w:p>
+      <w:pPr>
+        <w:ind w:firstLine="0"/>
+        <w:jc w:val="left"/>
+        <w:rPr>
+          <w:szCs w:val="28"/>
+          <w:lang w:val="en-US"/>
+        </w:rPr>
+      </w:pPr>
+      <w:r>
+        <w:rPr>
+          <w:szCs w:val="28"/>
+          <w:lang w:val="en-US"/>
+        </w:rPr>
+        <w:t xml:space="preserve">            jagged[i] = new int[len];</w:t>
+      </w:r>
+    </w:p>
+    <w:p>
+      <w:pPr>
+        <w:ind w:firstLine="0"/>
+        <w:jc w:val="left"/>
+        <w:rPr>
+          <w:szCs w:val="28"/>
+          <w:lang w:val="en-US"/>
+        </w:rPr>
+      </w:pPr>
+      <w:r>
+        <w:rPr>
+          <w:szCs w:val="28"/>
+          <w:lang w:val="en-US"/>
+        </w:rPr>
+        <w:t xml:space="preserve">            for (int j = 0; j &lt; len; j++)</w:t>
+      </w:r>
+    </w:p>
+    <w:p>
+      <w:pPr>
+        <w:ind w:firstLine="0"/>
+        <w:jc w:val="left"/>
+        <w:rPr>
+          <w:szCs w:val="28"/>
+          <w:lang w:val="en-US"/>
+        </w:rPr>
+      </w:pPr>
+      <w:r>
+        <w:rPr>
+          <w:szCs w:val="28"/>
+          <w:lang w:val="en-US"/>
+        </w:rPr>
+        <w:t xml:space="preserve">                jagged[i][j] = rand.Next(1, 100);</w:t>
+      </w:r>
+    </w:p>
+    <w:p>
+      <w:pPr>
+        <w:ind w:firstLine="0"/>
+        <w:jc w:val="left"/>
+        <w:rPr>
+          <w:szCs w:val="28"/>
+          <w:lang w:val="en-US"/>
+        </w:rPr>
+      </w:pPr>
+      <w:r>
+        <w:rPr>
+          <w:szCs w:val="28"/>
+          <w:lang w:val="en-US"/>
+        </w:rPr>
+        <w:t xml:space="preserve">        }</w:t>
+      </w:r>
+    </w:p>
+    <w:p>
+      <w:pPr>
+        <w:ind w:firstLine="0"/>
+        <w:jc w:val="left"/>
+        <w:rPr>
+          <w:szCs w:val="28"/>
+          <w:lang w:val="en-US"/>
+        </w:rPr>
+      </w:pPr>
+    </w:p>
+    <w:p>
+      <w:pPr>
+        <w:ind w:firstLine="0"/>
+        <w:jc w:val="left"/>
+        <w:rPr>
+          <w:szCs w:val="28"/>
+          <w:lang w:val="en-US"/>
+        </w:rPr>
+      </w:pPr>
+      <w:r>
+        <w:rPr>
+          <w:szCs w:val="28"/>
+          <w:lang w:val="en-US"/>
+        </w:rPr>
+        <w:t xml:space="preserve">        Console.WriteLine("</w:t>
+      </w:r>
+      <w:r>
+        <w:rPr>
+          <w:szCs w:val="28"/>
+        </w:rPr>
+        <w:t>Исходный</w:t>
+      </w:r>
+      <w:r>
+        <w:rPr>
+          <w:szCs w:val="28"/>
+          <w:lang w:val="en-US"/>
+        </w:rPr>
+        <w:t xml:space="preserve"> </w:t>
+      </w:r>
+      <w:r>
+        <w:rPr>
+          <w:szCs w:val="28"/>
+        </w:rPr>
+        <w:t>массив</w:t>
+      </w:r>
+      <w:r>
+        <w:rPr>
+          <w:szCs w:val="28"/>
+          <w:lang w:val="en-US"/>
+        </w:rPr>
+        <w:t>:");</w:t>
+      </w:r>
+    </w:p>
+    <w:p>
+      <w:pPr>
+        <w:ind w:firstLine="0"/>
+        <w:jc w:val="left"/>
+        <w:rPr>
+          <w:szCs w:val="28"/>
+          <w:lang w:val="en-US"/>
+        </w:rPr>
+      </w:pPr>
+      <w:r>
+        <w:rPr>
+          <w:szCs w:val="28"/>
+          <w:lang w:val="en-US"/>
+        </w:rPr>
+        <w:t xml:space="preserve">        PrintJagged(jagged);</w:t>
+      </w:r>
+    </w:p>
+    <w:p>
+      <w:pPr>
+        <w:ind w:firstLine="0"/>
+        <w:jc w:val="left"/>
+        <w:rPr>
+          <w:szCs w:val="28"/>
+          <w:lang w:val="en-US"/>
+        </w:rPr>
+      </w:pPr>
+    </w:p>
+    <w:p>
+      <w:pPr>
+        <w:ind w:firstLine="0"/>
+        <w:jc w:val="left"/>
+        <w:rPr>
+          <w:szCs w:val="28"/>
+          <w:lang w:val="en-US"/>
+        </w:rPr>
+      </w:pPr>
+      <w:r>
+        <w:rPr>
+          <w:szCs w:val="28"/>
+          <w:lang w:val="en-US"/>
+        </w:rPr>
+        <w:t xml:space="preserve">        for (int i = 0; i &lt; jagged.Length - 1; i++)</w:t>
+      </w:r>
+    </w:p>
+    <w:p>
+      <w:pPr>
+        <w:ind w:firstLine="0"/>
+        <w:jc w:val="left"/>
+        <w:rPr>
+          <w:szCs w:val="28"/>
+          <w:lang w:val="en-US"/>
+        </w:rPr>
+      </w:pPr>
+      <w:r>
+        <w:rPr>
+          <w:szCs w:val="28"/>
+          <w:lang w:val="en-US"/>
+        </w:rPr>
+        <w:t xml:space="preserve">            for (int j = 0; j &lt; jagged.Length - 1 - i; j++)</w:t>
+      </w:r>
+    </w:p>
+    <w:p>
+      <w:pPr>
+        <w:ind w:firstLine="0"/>
+        <w:jc w:val="left"/>
+        <w:rPr>
+          <w:szCs w:val="28"/>
+          <w:lang w:val="en-US"/>
+        </w:rPr>
+      </w:pPr>
+      <w:r>
+        <w:rPr>
+          <w:szCs w:val="28"/>
+          <w:lang w:val="en-US"/>
+        </w:rPr>
+        <w:t xml:space="preserve">                if (jagged[j].Length &gt; jagged[j + 1].Length)</w:t>
+      </w:r>
+    </w:p>
+    <w:p>
+      <w:pPr>
+        <w:ind w:firstLine="0"/>
+        <w:jc w:val="left"/>
+        <w:rPr>
+          <w:szCs w:val="28"/>
+          <w:lang w:val="en-US"/>
+        </w:rPr>
+      </w:pPr>
+      <w:r>
+        <w:rPr>
+          <w:szCs w:val="28"/>
+          <w:lang w:val="en-US"/>
+        </w:rPr>
+        <w:t xml:space="preserve">                {</w:t>
+      </w:r>
+    </w:p>
+    <w:p>
+      <w:pPr>
+        <w:ind w:firstLine="0"/>
+        <w:jc w:val="left"/>
+        <w:rPr>
+          <w:szCs w:val="28"/>
+          <w:lang w:val="en-US"/>
+        </w:rPr>
+      </w:pPr>
+      <w:r>
+        <w:rPr>
+          <w:szCs w:val="28"/>
+          <w:lang w:val="en-US"/>
+        </w:rPr>
+        <w:t xml:space="preserve">                    var temp = jagged[j];</w:t>
+      </w:r>
+    </w:p>
+    <w:p>
+      <w:pPr>
+        <w:ind w:firstLine="0"/>
+        <w:jc w:val="left"/>
+        <w:rPr>
+          <w:szCs w:val="28"/>
+          <w:lang w:val="en-US"/>
+        </w:rPr>
+      </w:pPr>
+      <w:r>
+        <w:rPr>
+          <w:szCs w:val="28"/>
+          <w:lang w:val="en-US"/>
+        </w:rPr>
+        <w:t xml:space="preserve">                    jagged[j] = jagged[j + 1];</w:t>
+      </w:r>
+    </w:p>
+    <w:p>
+      <w:pPr>
+        <w:ind w:firstLine="0"/>
+        <w:jc w:val="left"/>
+        <w:rPr>
+          <w:szCs w:val="28"/>
+          <w:lang w:val="en-US"/>
+        </w:rPr>
+      </w:pPr>
+      <w:r>
+        <w:rPr>
+          <w:szCs w:val="28"/>
+          <w:lang w:val="en-US"/>
+        </w:rPr>
+        <w:t xml:space="preserve">                    jagged[j + 1] = temp;</w:t>
+      </w:r>
+    </w:p>
+    <w:p>
+      <w:pPr>
+        <w:ind w:firstLine="0"/>
+        <w:jc w:val="left"/>
+        <w:rPr>
+          <w:szCs w:val="28"/>
+          <w:lang w:val="en-US"/>
+        </w:rPr>
+      </w:pPr>
+      <w:r>
+        <w:rPr>
+          <w:szCs w:val="28"/>
+          <w:lang w:val="en-US"/>
+        </w:rPr>
+        <w:t xml:space="preserve">                }</w:t>
+      </w:r>
+    </w:p>
+    <w:p>
+      <w:pPr>
+        <w:ind w:firstLine="0"/>
+        <w:jc w:val="left"/>
+        <w:rPr>
+          <w:szCs w:val="28"/>
+          <w:lang w:val="en-US"/>
+        </w:rPr>
+      </w:pPr>
+    </w:p>
+    <w:p>
+      <w:pPr>
+        <w:ind w:firstLine="0"/>
+        <w:jc w:val="left"/>
+        <w:rPr>
+          <w:szCs w:val="28"/>
+          <w:lang w:val="en-US"/>
+        </w:rPr>
+      </w:pPr>
+      <w:r>
+        <w:rPr>
+          <w:szCs w:val="28"/>
+          <w:lang w:val="en-US"/>
+        </w:rPr>
+        <w:t xml:space="preserve">        Console.WriteLine("\n</w:t>
+      </w:r>
+      <w:r>
+        <w:rPr>
+          <w:szCs w:val="28"/>
+        </w:rPr>
+        <w:t>Отсортированный</w:t>
+      </w:r>
+      <w:r>
+        <w:rPr>
+          <w:szCs w:val="28"/>
+          <w:lang w:val="en-US"/>
+        </w:rPr>
+        <w:t xml:space="preserve"> </w:t>
+      </w:r>
+      <w:r>
+        <w:rPr>
+          <w:szCs w:val="28"/>
+        </w:rPr>
+        <w:t>по</w:t>
+      </w:r>
+      <w:r>
+        <w:rPr>
+          <w:szCs w:val="28"/>
+          <w:lang w:val="en-US"/>
+        </w:rPr>
+        <w:t xml:space="preserve"> </w:t>
+      </w:r>
+      <w:r>
+        <w:rPr>
+          <w:szCs w:val="28"/>
+        </w:rPr>
+        <w:t>длине</w:t>
+      </w:r>
+      <w:r>
+        <w:rPr>
+          <w:szCs w:val="28"/>
+          <w:lang w:val="en-US"/>
+        </w:rPr>
+        <w:t>:");</w:t>
+      </w:r>
+    </w:p>
+    <w:p>
+      <w:pPr>
+        <w:ind w:firstLine="0"/>
+        <w:jc w:val="left"/>
+        <w:rPr>
+          <w:szCs w:val="28"/>
+          <w:lang w:val="en-US"/>
+        </w:rPr>
+      </w:pPr>
+      <w:r>
+        <w:rPr>
+          <w:szCs w:val="28"/>
+          <w:lang w:val="en-US"/>
+        </w:rPr>
+        <w:t xml:space="preserve">        PrintJagged(jagged);</w:t>
+      </w:r>
+    </w:p>
+    <w:p>
+      <w:pPr>
+        <w:ind w:firstLine="0"/>
+        <w:jc w:val="left"/>
+        <w:rPr>
+          <w:szCs w:val="28"/>
+          <w:lang w:val="en-US"/>
+        </w:rPr>
+      </w:pPr>
+      <w:r>
+        <w:rPr>
+          <w:szCs w:val="28"/>
+          <w:lang w:val="en-US"/>
+        </w:rPr>
+        <w:t xml:space="preserve">    }</w:t>
+      </w:r>
+    </w:p>
+    <w:p>
+      <w:pPr>
+        <w:ind w:firstLine="0"/>
+        <w:jc w:val="left"/>
+        <w:rPr>
+          <w:szCs w:val="28"/>
+          <w:lang w:val="en-US"/>
+        </w:rPr>
+      </w:pPr>
+    </w:p>
+    <w:p>
+      <w:pPr>
+        <w:ind w:firstLine="0"/>
+        <w:jc w:val="left"/>
+        <w:rPr>
+          <w:szCs w:val="28"/>
+          <w:lang w:val="en-US"/>
+        </w:rPr>
+      </w:pPr>
+      <w:r>
+        <w:rPr>
+          <w:szCs w:val="28"/>
+          <w:lang w:val="en-US"/>
+        </w:rPr>
+        <w:t xml:space="preserve">    static void PrintJagged(int[][] arr)</w:t>
+      </w:r>
+    </w:p>
+    <w:p>
+      <w:pPr>
+        <w:ind w:firstLine="0"/>
+        <w:jc w:val="left"/>
+        <w:rPr>
+          <w:szCs w:val="28"/>
+          <w:lang w:val="en-US"/>
+        </w:rPr>
+      </w:pPr>
+      <w:r>
+        <w:rPr>
+          <w:szCs w:val="28"/>
+          <w:lang w:val="en-US"/>
+        </w:rPr>
+        <w:t xml:space="preserve">    {</w:t>
+      </w:r>
+    </w:p>
+    <w:p>
+      <w:pPr>
+        <w:ind w:firstLine="0"/>
+        <w:jc w:val="left"/>
+        <w:rPr>
+          <w:szCs w:val="28"/>
+          <w:lang w:val="en-US"/>
+        </w:rPr>
+      </w:pPr>
+      <w:r>
+        <w:rPr>
+          <w:szCs w:val="28"/>
+          <w:lang w:val="en-US"/>
+        </w:rPr>
+        <w:t xml:space="preserve">        foreach (var row in arr)</w:t>
+      </w:r>
+    </w:p>
+    <w:p>
+      <w:pPr>
+        <w:ind w:firstLine="0"/>
+        <w:jc w:val="left"/>
+        <w:rPr>
+          <w:szCs w:val="28"/>
+          <w:lang w:val="en-US"/>
+        </w:rPr>
+      </w:pPr>
+      <w:r>
+        <w:rPr>
+          <w:szCs w:val="28"/>
+          <w:lang w:val="en-US"/>
+        </w:rPr>
+        <w:t xml:space="preserve">        {</w:t>
+      </w:r>
+    </w:p>
+    <w:p>
+      <w:pPr>
+        <w:ind w:firstLine="0"/>
+        <w:jc w:val="left"/>
+        <w:rPr>
+          <w:szCs w:val="28"/>
+          <w:lang w:val="en-US"/>
+        </w:rPr>
+      </w:pPr>
+      <w:r>
+        <w:rPr>
+          <w:szCs w:val="28"/>
+          <w:lang w:val="en-US"/>
+        </w:rPr>
+        <w:t xml:space="preserve">            foreach (var val in row)</w:t>
+      </w:r>
+    </w:p>
+    <w:p>
+      <w:pPr>
+        <w:ind w:firstLine="0"/>
+        <w:jc w:val="left"/>
+        <w:rPr>
+          <w:szCs w:val="28"/>
+          <w:lang w:val="en-US"/>
+        </w:rPr>
+      </w:pPr>
+      <w:r>
+        <w:rPr>
+          <w:szCs w:val="28"/>
+          <w:lang w:val="en-US"/>
+        </w:rPr>
+        <w:t xml:space="preserve">                Console.Write(val + " ");</w:t>
+      </w:r>
+    </w:p>
+    <w:p>
+      <w:pPr>
+        <w:ind w:firstLine="0"/>
+        <w:jc w:val="left"/>
+        <w:rPr>
+          <w:szCs w:val="28"/>
+          <w:lang w:val="en-US"/>
+        </w:rPr>
+      </w:pPr>
+      <w:r>
+        <w:rPr>
+          <w:szCs w:val="28"/>
+          <w:lang w:val="en-US"/>
+        </w:rPr>
+        <w:t xml:space="preserve">            Console.WriteLine($" (</w:t>
+      </w:r>
+      <w:r>
+        <w:rPr>
+          <w:szCs w:val="28"/>
+        </w:rPr>
+        <w:t>длина</w:t>
+      </w:r>
+      <w:r>
+        <w:rPr>
+          <w:szCs w:val="28"/>
+          <w:lang w:val="en-US"/>
+        </w:rPr>
+        <w:t xml:space="preserve"> {row.Length})");</w:t>
+      </w:r>
+    </w:p>
+    <w:p>
+      <w:pPr>
+        <w:ind w:firstLine="0"/>
+        <w:jc w:val="left"/>
+        <w:rPr>
+          <w:szCs w:val="28"/>
+        </w:rPr>
+      </w:pPr>
+      <w:r>
+        <w:rPr>
+          <w:szCs w:val="28"/>
+          <w:lang w:val="en-US"/>
+        </w:rPr>
+        <w:t xml:space="preserve">        </w:t>
+      </w:r>
+      <w:r>
+        <w:rPr>
+          <w:szCs w:val="28"/>
+        </w:rPr>
         <w:t>}</w:t>
       </w:r>
-      <w:r>
-        <w:rPr>
-          <w:szCs w:val="28"/>
-        </w:rPr>
-        <w:br/>
-      </w:r>
-      <w:r>
-        <w:rPr>
-          <w:szCs w:val="28"/>
-        </w:rPr>
-        <w:br/>
-        <w:t>Console.WriteLine("Исходный массив:");</w:t>
-      </w:r>
-      <w:r>
-        <w:rPr>
-          <w:szCs w:val="28"/>
-        </w:rPr>
-        <w:br/>
-        <w:t>PrintJagged(jagged);</w:t>
-      </w:r>
-      <w:r>
-        <w:rPr>
-          <w:szCs w:val="28"/>
-        </w:rPr>
-        <w:br/>
-      </w:r>
-      <w:r>
-        <w:rPr>
-          <w:szCs w:val="28"/>
-        </w:rPr>
-        <w:br/>
-        <w:t>// Сортировка строк по длине (пузырьком)</w:t>
-      </w:r>
-      <w:r>
-        <w:rPr>
-          <w:szCs w:val="28"/>
-        </w:rPr>
-        <w:br/>
-        <w:t>for (int i = 0; i &lt; jagged.Length - 1; i++)</w:t>
-      </w:r>
-      <w:r>
-        <w:rPr>
-          <w:szCs w:val="28"/>
-        </w:rPr>
-        <w:br/>
-        <w:t>for (int j = 0; j &lt; jagged.Length - 1 - i; j++)</w:t>
-      </w:r>
-      <w:r>
-        <w:rPr>
-          <w:szCs w:val="28"/>
-        </w:rPr>
-        <w:br/>
-        <w:t>if (jagged[j].Length &gt; jagged[j + 1].Length)</w:t>
-      </w:r>
-      <w:r>
-        <w:rPr>
-          <w:szCs w:val="28"/>
-        </w:rPr>
-        <w:br/>
-        <w:t>{</w:t>
-      </w:r>
-      <w:r>
-        <w:rPr>
-          <w:szCs w:val="28"/>
-        </w:rPr>
-        <w:br/>
-        <w:t>var temp = jagged[j];</w:t>
-      </w:r>
-      <w:r>
-        <w:rPr>
-          <w:szCs w:val="28"/>
-        </w:rPr>
-        <w:br/>
-        <w:t>jagged[j] = jagged[j + 1];</w:t>
-      </w:r>
-      <w:r>
-        <w:rPr>
-          <w:szCs w:val="28"/>
-        </w:rPr>
-        <w:br/>
-        <w:t>jagged[j + 1] = temp;</w:t>
-      </w:r>
-      <w:r>
-        <w:rPr>
-          <w:szCs w:val="28"/>
-        </w:rPr>
-        <w:br/>
-        <w:t>}</w:t>
-      </w:r>
-      <w:r>
-        <w:rPr>
-          <w:szCs w:val="28"/>
-        </w:rPr>
-        <w:br/>
-      </w:r>
-      <w:r>
-        <w:rPr>
-          <w:szCs w:val="28"/>
-        </w:rPr>
-        <w:br/>
-        <w:t>Console.WriteLine("\nОтсортированный по длине:");</w:t>
-      </w:r>
-      <w:r>
-        <w:rPr>
-          <w:szCs w:val="28"/>
-        </w:rPr>
-        <w:br/>
-        <w:t>PrintJagged(jagged);</w:t>
-      </w:r>
-      <w:r>
-        <w:rPr>
-          <w:szCs w:val="28"/>
-        </w:rPr>
-        <w:br/>
-        <w:t>}</w:t>
-      </w:r>
-      <w:r>
-        <w:rPr>
-          <w:szCs w:val="28"/>
-        </w:rPr>
-        <w:br/>
-      </w:r>
-      <w:r>
-        <w:rPr>
-          <w:szCs w:val="28"/>
-        </w:rPr>
-        <w:br/>
-        <w:t>static void PrintJagged(int[][] arr)</w:t>
-      </w:r>
-      <w:r>
-        <w:rPr>
-          <w:szCs w:val="28"/>
-        </w:rPr>
-        <w:br/>
-        <w:t>{</w:t>
-      </w:r>
-      <w:r>
-        <w:rPr>
-          <w:szCs w:val="28"/>
-        </w:rPr>
-        <w:br/>
-        <w:t>foreach (var row in arr)</w:t>
-      </w:r>
-      <w:r>
-        <w:rPr>
-          <w:szCs w:val="28"/>
-        </w:rPr>
-        <w:br/>
-        <w:t>{</w:t>
-      </w:r>
-      <w:r>
-        <w:rPr>
-          <w:szCs w:val="28"/>
-        </w:rPr>
-        <w:br/>
-        <w:t>foreach (var val in row)</w:t>
-      </w:r>
-      <w:r>
-        <w:rPr>
-          <w:szCs w:val="28"/>
-        </w:rPr>
-        <w:br/>
-        <w:t>Console.Write(val + " ");</w:t>
-      </w:r>
-      <w:r>
-        <w:rPr>
-          <w:szCs w:val="28"/>
-        </w:rPr>
-        <w:br/>
-        <w:t>Console.WriteLine($" (длина {row.Length})");</w:t>
-      </w:r>
-      <w:r>
-        <w:rPr>
-          <w:szCs w:val="28"/>
-        </w:rPr>
-        <w:br/>
-      </w:r>
+    </w:p>
+    <w:p>
+      <w:pPr>
+        <w:ind w:firstLine="0"/>
+        <w:jc w:val="left"/>
+        <w:rPr>
+          <w:szCs w:val="28"/>
+        </w:rPr>
+      </w:pPr>
+      <w:r>
+        <w:rPr>
+          <w:szCs w:val="28"/>
+        </w:rPr>
+        <w:t xml:space="preserve">    }</w:t>
+      </w:r>
+    </w:p>
+    <w:p>
+      <w:pPr>
+        <w:ind w:firstLine="0"/>
+        <w:jc w:val="left"/>
+        <w:rPr>
+          <w:szCs w:val="28"/>
+        </w:rPr>
+      </w:pPr>
       <w:r>
         <w:rPr>
           <w:szCs w:val="28"/>
@@ -920,48 +1413,33 @@
         <w:lastRenderedPageBreak/>
         <w:t>}</w:t>
       </w:r>
-      <w:r>
-        <w:rPr>
-          <w:szCs w:val="28"/>
-        </w:rPr>
-        <w:br/>
-        <w:t>}</w:t>
-      </w:r>
-      <w:r>
-        <w:rPr>
-          <w:szCs w:val="28"/>
-        </w:rPr>
-        <w:br/>
-        <w:t>}</w:t>
-      </w:r>
-    </w:p>
-    <w:p>
-      <w:pPr>
-        <w:ind w:firstLine="0"/>
-        <w:jc w:val="left"/>
-        <w:rPr>
-          <w:szCs w:val="28"/>
-        </w:rPr>
-      </w:pPr>
-    </w:p>
-    <w:p>
-      <w:pPr>
-        <w:ind w:firstLine="0"/>
-        <w:jc w:val="left"/>
-        <w:rPr>
-          <w:szCs w:val="28"/>
-        </w:rPr>
-      </w:pPr>
-      <w:r>
-        <w:rPr>
-          <w:noProof/>
+    </w:p>
+    <w:p>
+      <w:pPr>
+        <w:ind w:firstLine="0"/>
+        <w:jc w:val="left"/>
+        <w:rPr>
+          <w:szCs w:val="28"/>
+        </w:rPr>
+      </w:pPr>
+    </w:p>
+    <w:p>
+      <w:pPr>
+        <w:ind w:firstLine="0"/>
+        <w:jc w:val="left"/>
+        <w:rPr>
+          <w:szCs w:val="28"/>
+        </w:rPr>
+      </w:pPr>
+      <w:r>
+        <w:rPr>
           <w:szCs w:val="28"/>
         </w:rPr>
         <w:drawing>
-          <wp:inline distT="0" distB="0" distL="0" distR="0" wp14:anchorId="2A4FB8E4" wp14:editId="4F74C0A5">
-            <wp:extent cx="3496163" cy="1581371"/>
-            <wp:effectExtent l="0" t="0" r="0" b="0"/>
-            <wp:docPr id="452769893" name="Рисунок 1"/>
+          <wp:inline distT="0" distB="0" distL="0" distR="0" wp14:anchorId="5530054E" wp14:editId="3C45DD6D">
+            <wp:extent cx="5940425" cy="3341370"/>
+            <wp:effectExtent l="0" t="0" r="3175" b="0"/>
+            <wp:docPr id="252651109" name="Рисунок 1"/>
             <wp:cNvGraphicFramePr>
               <a:graphicFrameLocks xmlns:a="http://schemas.openxmlformats.org/drawingml/2006/main" noChangeAspect="1"/>
             </wp:cNvGraphicFramePr>
@@ -969,11 +1447,11 @@
               <a:graphicData uri="http://schemas.openxmlformats.org/drawingml/2006/picture">
                 <pic:pic xmlns:pic="http://schemas.openxmlformats.org/drawingml/2006/picture">
                   <pic:nvPicPr>
-                    <pic:cNvPr id="452769893" name=""/>
+                    <pic:cNvPr id="252651109" name=""/>
                     <pic:cNvPicPr/>
                   </pic:nvPicPr>
                   <pic:blipFill>
-                    <a:blip r:embed="rId7"/>
+                    <a:blip r:embed="rId5"/>
                     <a:stretch>
                       <a:fillRect/>
                     </a:stretch>
@@ -981,7 +1459,7 @@
                   <pic:spPr>
                     <a:xfrm>
                       <a:off x="0" y="0"/>
-                      <a:ext cx="3496163" cy="1581371"/>
+                      <a:ext cx="5940425" cy="3341370"/>
                     </a:xfrm>
                     <a:prstGeom prst="rect">
                       <a:avLst/>
